--- a/aia-website/public/cv/Elios_Scoglio_CV_FullStackAI_V2.docx
+++ b/aia-website/public/cv/Elios_Scoglio_CV_FullStackAI_V2.docx
@@ -68,7 +68,7 @@
                 <w:sz w:val="17"/>
               </w:rPr>
               <w:br/>
-              <w:t>eliosnur@gmail.com  ·  +39 347 0684311</w:t>
+              <w:t>info@108vision.it  ·  +39 347 0684311</w:t>
             </w:r>
             <w:r>
               <w:rPr>
@@ -85,6 +85,8 @@
               </w:rPr>
               <w:br/>
               <w:t>github.com/fuzzy77</w:t>
+              <w:br/>
+              <w:t>www.108vision.it/profilo/full-stack-ai</w:t>
             </w:r>
           </w:p>
         </w:tc>
@@ -2079,7 +2081,7 @@
           <w:color w:val="6D28D9"/>
           <w:sz w:val="16"/>
         </w:rPr>
-        <w:t>V2 — AI-focused edition  |  108 Vision  |  www.108vision.it  |  info@108vision.it</w:t>
+        <w:t>V2 — AI-focused edition  |  108 Vision  |  www.108vision.it  |  info@108vision.it  |  www.108vision.it/profilo/full-stack-ai</w:t>
       </w:r>
     </w:p>
     <w:sectPr>
